--- a/lessons/7-8/homework.docx
+++ b/lessons/7-8/homework.docx
@@ -24,7 +24,7 @@
           <w:i/>
           <w:iCs/>
         </w:rPr>
-        <w:t xml:space="preserve">Lesson 9-5  •  Standard 6.NOS.7</w:t>
+        <w:t xml:space="preserve">Lesson 7-8  •  Standard 6.NOS.7</w:t>
       </w:r>
     </w:p>
     <w:p>
@@ -161,10 +161,10 @@
           <w:b/>
           <w:bCs/>
         </w:rPr>
-        <w:t xml:space="preserve">Quadrant (Cuadrante)</w:t>
-      </w:r>
-      <w:r>
-        <w:t xml:space="preserve"> — One of the four parts of a coordinate grid, numbered I to IV.</w:t>
+        <w:t xml:space="preserve">Ordered Pairs in All Four Quadrants (Pares ordenados en los cuatro cuadrantes)</w:t>
+      </w:r>
+      <w:r>
+        <w:t xml:space="preserve"> — Points written as (x, y) whose positive or negative coordinates place them in one of four quadrants.</w:t>
       </w:r>
     </w:p>
     <w:p>
@@ -224,10 +224,10 @@
           <w:b/>
           <w:bCs/>
         </w:rPr>
-        <w:t xml:space="preserve">Negative coordinate (Coordenada negativa)</w:t>
-      </w:r>
-      <w:r>
-        <w:t xml:space="preserve"> — A coordinate less than zero. It means left or below the center point.</w:t>
+        <w:t xml:space="preserve">Quadrant (Cuadrante)</w:t>
+      </w:r>
+      <w:r>
+        <w:t xml:space="preserve"> — One of the four parts of a coordinate grid, numbered I to IV.</w:t>
       </w:r>
     </w:p>
     <w:p>
@@ -287,10 +287,10 @@
           <w:b/>
           <w:bCs/>
         </w:rPr>
-        <w:t xml:space="preserve">Reflection (Reflexión)</w:t>
-      </w:r>
-      <w:r>
-        <w:t xml:space="preserve"> — A flipped, mirror image of a point across a line.</w:t>
+        <w:t xml:space="preserve">Negative coordinate (Coordenada negativa)</w:t>
+      </w:r>
+      <w:r>
+        <w:t xml:space="preserve"> — A coordinate less than zero. It means left or below the center point.</w:t>
       </w:r>
     </w:p>
     <w:p>
@@ -350,10 +350,10 @@
           <w:b/>
           <w:bCs/>
         </w:rPr>
-        <w:t xml:space="preserve">Axis (Eje)</w:t>
-      </w:r>
-      <w:r>
-        <w:t xml:space="preserve"> — A line on the grid. The x-axis goes across; the y-axis goes up.</w:t>
+        <w:t xml:space="preserve">Reflection (Reflexión)</w:t>
+      </w:r>
+      <w:r>
+        <w:t xml:space="preserve"> — A flipped, mirror image across a line.</w:t>
       </w:r>
     </w:p>
     <w:p>
@@ -413,6 +413,69 @@
           <w:b/>
           <w:bCs/>
         </w:rPr>
+        <w:t xml:space="preserve">Axis (Eje)</w:t>
+      </w:r>
+      <w:r>
+        <w:t xml:space="preserve"> — One of the two number lines that frame a graph: the x-axis runs across, the y-axis runs up and down.</w:t>
+      </w:r>
+    </w:p>
+    <w:p>
+      <w:pPr>
+        <w:keepNext/>
+        <w:spacing w:after="20" w:before="80"/>
+        <w:jc w:val="center"/>
+      </w:pPr>
+      <w:r>
+        <w:drawing>
+          <wp:inline distT="0" distB="0" distL="0" distR="0">
+            <wp:extent cx="1047750" cy="790575"/>
+            <wp:effectExtent t="0" r="0" b="0" l="0"/>
+            <wp:docPr id="1" name="" descr="" title=""/>
+            <wp:cNvGraphicFramePr>
+              <a:graphicFrameLocks xmlns:a="http://schemas.openxmlformats.org/drawingml/2006/main" noChangeAspect="1"/>
+            </wp:cNvGraphicFramePr>
+            <a:graphic xmlns:a="http://schemas.openxmlformats.org/drawingml/2006/main">
+              <a:graphicData uri="http://schemas.openxmlformats.org/drawingml/2006/picture">
+                <pic:pic xmlns:pic="http://schemas.openxmlformats.org/drawingml/2006/picture">
+                  <pic:nvPicPr>
+                    <pic:cNvPr id="0" name="" descr=""/>
+                    <pic:cNvPicPr>
+                      <a:picLocks noChangeAspect="1" noChangeArrowheads="1"/>
+                    </pic:cNvPicPr>
+                  </pic:nvPicPr>
+                  <pic:blipFill>
+                    <a:blip r:embed="rId12" cstate="none"/>
+                    <a:srcRect/>
+                    <a:stretch>
+                      <a:fillRect/>
+                    </a:stretch>
+                  </pic:blipFill>
+                  <pic:spPr bwMode="auto">
+                    <a:xfrm>
+                      <a:off x="0" y="0"/>
+                      <a:ext cx="1047750" cy="790575"/>
+                    </a:xfrm>
+                    <a:prstGeom prst="rect">
+                      <a:avLst/>
+                    </a:prstGeom>
+                  </pic:spPr>
+                </pic:pic>
+              </a:graphicData>
+            </a:graphic>
+          </wp:inline>
+        </w:drawing>
+      </w:r>
+    </w:p>
+    <w:p>
+      <w:pPr>
+        <w:keepNext/>
+        <w:spacing w:after="120"/>
+      </w:pPr>
+      <w:r>
+        <w:rPr>
+          <w:b/>
+          <w:bCs/>
+        </w:rPr>
         <w:t xml:space="preserve">Integer (Número entero)</w:t>
       </w:r>
       <w:r>
@@ -1216,7 +1279,7 @@
           <w:b/>
           <w:bCs/>
         </w:rPr>
-        <w:t xml:space="preserve">6. onLevel — Spot the Common Mistake</w:t>
+        <w:t xml:space="preserve">6. Spot the Common Mistake</w:t>
       </w:r>
     </w:p>
     <w:p>
@@ -1851,7 +1914,7 @@
           <w:b/>
           <w:bCs/>
         </w:rPr>
-        <w:t xml:space="preserve">6. onLevel — Spot the Common Mistake</w:t>
+        <w:t xml:space="preserve">6. Spot the Common Mistake</w:t>
       </w:r>
     </w:p>
     <w:p>
@@ -1868,6 +1931,14 @@
       </w:pPr>
       <w:r>
         <w:t xml:space="preserve">     Correct work: The order was reversed. In an ordered pair (x, y), x ALWAYS comes first. Here x = 6 (positive → right) and y = -1 (negative → down). Right and down is Quadrant IV, not Quadrant II.</w:t>
+      </w:r>
+    </w:p>
+    <w:p>
+      <w:pPr>
+        <w:spacing w:after="80" w:before="0"/>
+      </w:pPr>
+      <w:r>
+        <w:t xml:space="preserve">     Watch for: An ordered pair is always (x, y), so the first number is the horizontal move and the order cannot be swapped. Here x = 6 sends you right and y = -1 sends you down, which is the bottom-right region — Quadrant IV. Reading it as (-1, 6) described a completely different point.</w:t>
       </w:r>
     </w:p>
     <w:p>
